--- a/交付成果/第三轮修订版/第三轮4周版/读书会21_破妄显真：破除三十八种修道上的自欺_4周资料包（第三版修订）/Word版/第3周_邪见与我慢之伪装_主持人版.docx
+++ b/交付成果/第三轮修订版/第三轮4周版/读书会21_破妄显真：破除三十八种修道上的自欺_4周资料包（第三版修订）/Word版/第3周_邪见与我慢之伪装_主持人版.docx
@@ -22065,6 +22065,137 @@
           <w:b w:val="0"/>
         </w:rPr>
         <w:t>&lt;!--EXT_READ--&gt;</w:t>
+      </w:r>
+    </w:p>
+    <w:p>
+      <w:r>
+        <w:rPr>
+          <w:b/>
+          <w:color w:val="1F3864"/>
+          <w:sz w:val="26"/>
+        </w:rPr>
+        <w:t>🖼 课件原图（源 PDF 渲染·供投屏）</w:t>
+      </w:r>
+    </w:p>
+    <w:p>
+      <w:pPr>
+        <w:ind w:left="170"/>
+        <w:pBdr>
+          <w:left w:val="single" w:sz="18" w:space="4" w:color="1F3864"/>
+        </w:pBdr>
+        <w:shd w:val="clear" w:fill="F2F5FA"/>
+      </w:pPr>
+      <w:r>
+        <w:rPr>
+          <w:b w:val="0"/>
+        </w:rPr>
+        <w:t>下列图片为正文标注「图形页／无法逐字提取／图版」处对应的</w:t>
+      </w:r>
+      <w:r>
+        <w:rPr>
+          <w:b/>
+        </w:rPr>
+        <w:t>源课件整页渲染</w:t>
+      </w:r>
+      <w:r>
+        <w:rPr>
+          <w:b w:val="0"/>
+        </w:rPr>
+        <w:t>（自知识库媒体导出后 pymupdf 渲染，最大宽约 1200px），供投屏或板书对照；每页标注源材料与页码。共读原文文字未改。</w:t>
+      </w:r>
+    </w:p>
+    <w:p>
+      <w:r>
+        <w:rPr>
+          <w:b/>
+        </w:rPr>
+        <w:t>《14_破妄显真-破除三十八种修道上的自欺13-古源尊者-20260324（课件）》</w:t>
+      </w:r>
+      <w:r>
+        <w:rPr>
+          <w:b w:val="0"/>
+        </w:rPr>
+        <w:t>（源 PDF 共渲染 10 页）：</w:t>
+      </w:r>
+    </w:p>
+    <w:p>
+      <w:r>
+        <w:rPr>
+          <w:b w:val="0"/>
+        </w:rPr>
+        <w:t>![课件原图·14_破妄显真-破除三十八种修道上的自欺13-古源尊者-20260324（课件）·第1页](课件原图/课件原图_22831605_p01.png)</w:t>
+      </w:r>
+    </w:p>
+    <w:p>
+      <w:r>
+        <w:rPr>
+          <w:b w:val="0"/>
+        </w:rPr>
+        <w:t>![课件原图·14_破妄显真-破除三十八种修道上的自欺13-古源尊者-20260324（课件）·第2页](课件原图/课件原图_22831605_p02.png)</w:t>
+      </w:r>
+    </w:p>
+    <w:p>
+      <w:r>
+        <w:rPr>
+          <w:b w:val="0"/>
+        </w:rPr>
+        <w:t>![课件原图·14_破妄显真-破除三十八种修道上的自欺13-古源尊者-20260324（课件）·第3页](课件原图/课件原图_22831605_p03.png)</w:t>
+      </w:r>
+    </w:p>
+    <w:p>
+      <w:r>
+        <w:rPr>
+          <w:b w:val="0"/>
+        </w:rPr>
+        <w:t>![课件原图·14_破妄显真-破除三十八种修道上的自欺13-古源尊者-20260324（课件）·第4页](课件原图/课件原图_22831605_p04.png)</w:t>
+      </w:r>
+    </w:p>
+    <w:p>
+      <w:r>
+        <w:rPr>
+          <w:b w:val="0"/>
+        </w:rPr>
+        <w:t>![课件原图·14_破妄显真-破除三十八种修道上的自欺13-古源尊者-20260324（课件）·第5页](课件原图/课件原图_22831605_p05.png)</w:t>
+      </w:r>
+    </w:p>
+    <w:p>
+      <w:r>
+        <w:rPr>
+          <w:b w:val="0"/>
+        </w:rPr>
+        <w:t>![课件原图·14_破妄显真-破除三十八种修道上的自欺13-古源尊者-20260324（课件）·第6页](课件原图/课件原图_22831605_p06.png)</w:t>
+      </w:r>
+    </w:p>
+    <w:p>
+      <w:r>
+        <w:rPr>
+          <w:b w:val="0"/>
+        </w:rPr>
+        <w:t>![课件原图·14_破妄显真-破除三十八种修道上的自欺13-古源尊者-20260324（课件）·第7页](课件原图/课件原图_22831605_p07.png)</w:t>
+      </w:r>
+    </w:p>
+    <w:p>
+      <w:r>
+        <w:rPr>
+          <w:b w:val="0"/>
+        </w:rPr>
+        <w:t>![课件原图·14_破妄显真-破除三十八种修道上的自欺13-古源尊者-20260324（课件）·第8页](课件原图/课件原图_22831605_p08.png)</w:t>
+      </w:r>
+    </w:p>
+    <w:p>
+      <w:r>
+        <w:rPr>
+          <w:b w:val="0"/>
+        </w:rPr>
+        <w:t>![课件原图·14_破妄显真-破除三十八种修道上的自欺13-古源尊者-20260324（课件）·第9页](课件原图/课件原图_22831605_p09.png)</w:t>
+      </w:r>
+    </w:p>
+    <w:p>
+      <w:r>
+        <w:rPr>
+          <w:b w:val="0"/>
+        </w:rPr>
+        <w:t>![课件原图·14_破妄显真-破除三十八种修道上的自欺13-古源尊者-20260324（课件）·第10页](课件原图/课件原图_22831605_p10.png)</w:t>
       </w:r>
     </w:p>
     <w:sectPr>

--- a/交付成果/第三轮修订版/第三轮4周版/读书会21_破妄显真：破除三十八种修道上的自欺_4周资料包（第三版修订）/Word版/第3周_邪见与我慢之伪装_主持人版.docx
+++ b/交付成果/第三轮修订版/第三轮4周版/读书会21_破妄显真：破除三十八种修道上的自欺_4周资料包（第三版修订）/Word版/第3周_邪见与我慢之伪装_主持人版.docx
@@ -22101,7 +22101,7 @@
         <w:rPr>
           <w:b w:val="0"/>
         </w:rPr>
-        <w:t>（自知识库媒体导出后 pymupdf 渲染，最大宽约 1200px），供投屏或板书对照；每页标注源材料与页码。共读原文文字未改。</w:t>
+        <w:t>（自知识库媒体导出后 pymupdf 渲染，最大宽约 1200px），供投屏或板书对照；每页标注源材料与页码。《共读原文》文字一字未改。</w:t>
       </w:r>
     </w:p>
     <w:p>
@@ -22109,93 +22109,147 @@
         <w:rPr>
           <w:b/>
         </w:rPr>
-        <w:t>《14_破妄显真-破除三十八种修道上的自欺13-古源尊者-20260324（课件）》</w:t>
-      </w:r>
-      <w:r>
-        <w:rPr>
-          <w:b w:val="0"/>
-        </w:rPr>
-        <w:t>（源 PDF 共渲染 10 页）：</w:t>
-      </w:r>
-    </w:p>
-    <w:p>
-      <w:r>
-        <w:rPr>
-          <w:b w:val="0"/>
-        </w:rPr>
-        <w:t>![课件原图·14_破妄显真-破除三十八种修道上的自欺13-古源尊者-20260324（课件）·第1页](课件原图/课件原图_22831605_p01.png)</w:t>
-      </w:r>
-    </w:p>
-    <w:p>
-      <w:r>
-        <w:rPr>
-          <w:b w:val="0"/>
-        </w:rPr>
-        <w:t>![课件原图·14_破妄显真-破除三十八种修道上的自欺13-古源尊者-20260324（课件）·第2页](课件原图/课件原图_22831605_p02.png)</w:t>
-      </w:r>
-    </w:p>
-    <w:p>
-      <w:r>
-        <w:rPr>
-          <w:b w:val="0"/>
-        </w:rPr>
-        <w:t>![课件原图·14_破妄显真-破除三十八种修道上的自欺13-古源尊者-20260324（课件）·第3页](课件原图/课件原图_22831605_p03.png)</w:t>
-      </w:r>
-    </w:p>
-    <w:p>
-      <w:r>
-        <w:rPr>
-          <w:b w:val="0"/>
-        </w:rPr>
-        <w:t>![课件原图·14_破妄显真-破除三十八种修道上的自欺13-古源尊者-20260324（课件）·第4页](课件原图/课件原图_22831605_p04.png)</w:t>
-      </w:r>
-    </w:p>
-    <w:p>
-      <w:r>
-        <w:rPr>
-          <w:b w:val="0"/>
-        </w:rPr>
-        <w:t>![课件原图·14_破妄显真-破除三十八种修道上的自欺13-古源尊者-20260324（课件）·第5页](课件原图/课件原图_22831605_p05.png)</w:t>
-      </w:r>
-    </w:p>
-    <w:p>
-      <w:r>
-        <w:rPr>
-          <w:b w:val="0"/>
-        </w:rPr>
-        <w:t>![课件原图·14_破妄显真-破除三十八种修道上的自欺13-古源尊者-20260324（课件）·第6页](课件原图/课件原图_22831605_p06.png)</w:t>
-      </w:r>
-    </w:p>
-    <w:p>
-      <w:r>
-        <w:rPr>
-          <w:b w:val="0"/>
-        </w:rPr>
-        <w:t>![课件原图·14_破妄显真-破除三十八种修道上的自欺13-古源尊者-20260324（课件）·第7页](课件原图/课件原图_22831605_p07.png)</w:t>
-      </w:r>
-    </w:p>
-    <w:p>
-      <w:r>
-        <w:rPr>
-          <w:b w:val="0"/>
-        </w:rPr>
-        <w:t>![课件原图·14_破妄显真-破除三十八种修道上的自欺13-古源尊者-20260324（课件）·第8页](课件原图/课件原图_22831605_p08.png)</w:t>
-      </w:r>
-    </w:p>
-    <w:p>
-      <w:r>
-        <w:rPr>
-          <w:b w:val="0"/>
-        </w:rPr>
-        <w:t>![课件原图·14_破妄显真-破除三十八种修道上的自欺13-古源尊者-20260324（课件）·第9页](课件原图/课件原图_22831605_p09.png)</w:t>
-      </w:r>
-    </w:p>
-    <w:p>
-      <w:r>
-        <w:rPr>
-          <w:b w:val="0"/>
-        </w:rPr>
-        <w:t>![课件原图·14_破妄显真-破除三十八种修道上的自欺13-古源尊者-20260324（课件）·第10页](课件原图/课件原图_22831605_p10.png)</w:t>
+        <w:t>拼版总图（整册缩略·目视定位用）</w:t>
+      </w:r>
+    </w:p>
+    <w:p>
+      <w:pPr>
+        <w:pStyle w:val="ListBullet"/>
+      </w:pPr>
+      <w:r>
+        <w:rPr>
+          <w:b w:val="0"/>
+        </w:rPr>
+        <w:t>《13_破妄显真-破除三十八种修道上的自欺12-古源尊者-20260322（课件）》：![拼版总图·13_破妄显真-破除三十八种修道上的自欺12-古源尊者-20260322（课件）](课件原图/拼版_0797c74f.png)</w:t>
+      </w:r>
+    </w:p>
+    <w:p>
+      <w:pPr>
+        <w:pStyle w:val="ListBullet"/>
+      </w:pPr>
+      <w:r>
+        <w:rPr>
+          <w:b w:val="0"/>
+        </w:rPr>
+        <w:t>《14_破妄显真-破除三十八种修道上的自欺13-古源尊者-20260324（课件）》：![拼版总图·14_破妄显真-破除三十八种修道上的自欺13-古源尊者-20260324（课件）](课件原图/拼版_b8f1891a.png)</w:t>
+      </w:r>
+    </w:p>
+    <w:p>
+      <w:pPr>
+        <w:pStyle w:val="ListBullet"/>
+      </w:pPr>
+      <w:r>
+        <w:rPr>
+          <w:b w:val="0"/>
+        </w:rPr>
+        <w:t>《15_破妄显真-破除三十八种修道上的自欺14-古源尊者-20260327》：![拼版总图·15_破妄显真-破除三十八种修道上的自欺14-古源尊者-20260327](课件原图/拼版_81294dc6.png)</w:t>
+      </w:r>
+    </w:p>
+    <w:p>
+      <w:pPr>
+        <w:pStyle w:val="ListBullet"/>
+      </w:pPr>
+      <w:r>
+        <w:rPr>
+          <w:b w:val="0"/>
+        </w:rPr>
+        <w:t>《16_破妄显真-破除三十八种修道上的自欺15-古源尊者-20260331》：![拼版总图·16_破妄显真-破除三十八种修道上的自欺15-古源尊者-20260331](课件原图/拼版_5d2081fc.png)</w:t>
+      </w:r>
+    </w:p>
+    <w:p>
+      <w:pPr>
+        <w:pStyle w:val="ListBullet"/>
+      </w:pPr>
+      <w:r>
+        <w:rPr>
+          <w:b w:val="0"/>
+        </w:rPr>
+        <w:t>《17_破妄显真-破除三十八种修道上的自欺16-古源尊者-20260403》：![拼版总图·17_破妄显真-破除三十八种修道上的自欺16-古源尊者-20260403](课件原图/拼版_0653e36b.png)</w:t>
+      </w:r>
+    </w:p>
+    <w:p>
+      <w:r>
+        <w:rPr>
+          <w:b/>
+        </w:rPr>
+        <w:t>图形页（目视定位所得）</w:t>
+      </w:r>
+    </w:p>
+    <w:p>
+      <w:pPr>
+        <w:pStyle w:val="ListBullet"/>
+      </w:pPr>
+      <w:r>
+        <w:rPr>
+          <w:b w:val="0"/>
+        </w:rPr>
+        <w:t>《13_破妄显真-破除三十八种修道上的自欺12-古源尊者-20260322（课件）》第4页（心所分类表）：![课件原图·13_破妄显真-破除三十八种修道上的自欺12-古源尊者-20260322（课件）·第4页](课件原图/课件原图_0797c74f_p04.png)</w:t>
+      </w:r>
+    </w:p>
+    <w:p>
+      <w:pPr>
+        <w:pStyle w:val="ListBullet"/>
+      </w:pPr>
+      <w:r>
+        <w:rPr>
+          <w:b w:val="0"/>
+        </w:rPr>
+        <w:t>《14_破妄显真-破除三十八种修道上的自欺13-古源尊者-20260324（课件）》第4页（心所分类表）：![课件原图·14_破妄显真-破除三十八种修道上的自欺13-古源尊者-20260324（课件）·第4页](课件原图/课件原图_b8f1891a_p04.png)</w:t>
+      </w:r>
+    </w:p>
+    <w:p>
+      <w:pPr>
+        <w:pStyle w:val="ListBullet"/>
+      </w:pPr>
+      <w:r>
+        <w:rPr>
+          <w:b w:val="0"/>
+        </w:rPr>
+        <w:t>《15_破妄显真-破除三十八种修道上的自欺14-古源尊者-20260327》第5页（心所分类表）：![课件原图·15_破妄显真-破除三十八种修道上的自欺14-古源尊者-20260327·第5页](课件原图/课件原图_81294dc6_p05.png)</w:t>
+      </w:r>
+    </w:p>
+    <w:p>
+      <w:pPr>
+        <w:pStyle w:val="ListBullet"/>
+      </w:pPr>
+      <w:r>
+        <w:rPr>
+          <w:b w:val="0"/>
+        </w:rPr>
+        <w:t>《15_破妄显真-破除三十八种修道上的自欺14-古源尊者-20260327》第16页（心所分类表）：![课件原图·15_破妄显真-破除三十八种修道上的自欺14-古源尊者-20260327·第16页](课件原图/课件原图_81294dc6_p16.png)</w:t>
+      </w:r>
+    </w:p>
+    <w:p>
+      <w:pPr>
+        <w:pStyle w:val="ListBullet"/>
+      </w:pPr>
+      <w:r>
+        <w:rPr>
+          <w:b w:val="0"/>
+        </w:rPr>
+        <w:t>《15_破妄显真-破除三十八种修道上的自欺14-古源尊者-20260327》第17页（心所分类表）：![课件原图·15_破妄显真-破除三十八种修道上的自欺14-古源尊者-20260327·第17页](课件原图/课件原图_81294dc6_p17.png)</w:t>
+      </w:r>
+    </w:p>
+    <w:p>
+      <w:pPr>
+        <w:pStyle w:val="ListBullet"/>
+      </w:pPr>
+      <w:r>
+        <w:rPr>
+          <w:b w:val="0"/>
+        </w:rPr>
+        <w:t>《16_破妄显真-破除三十八种修道上的自欺15-古源尊者-20260331》第15页（对照表）：![课件原图·16_破妄显真-破除三十八种修道上的自欺15-古源尊者-20260331·第15页](课件原图/课件原图_5d2081fc_p15.png)</w:t>
+      </w:r>
+    </w:p>
+    <w:p>
+      <w:pPr>
+        <w:pStyle w:val="ListBullet"/>
+      </w:pPr>
+      <w:r>
+        <w:rPr>
+          <w:b w:val="0"/>
+        </w:rPr>
+        <w:t>《17_破妄显真-破除三十八种修道上的自欺16-古源尊者-20260403》第8页（对照表）：![课件原图·17_破妄显真-破除三十八种修道上的自欺16-古源尊者-20260403·第8页](课件原图/课件原图_0653e36b_p08.png)</w:t>
       </w:r>
     </w:p>
     <w:sectPr>

--- a/交付成果/第三轮修订版/第三轮4周版/读书会21_破妄显真：破除三十八种修道上的自欺_4周资料包（第三版修订）/Word版/第3周_邪见与我慢之伪装_主持人版.docx
+++ b/交付成果/第三轮修订版/第三轮4周版/读书会21_破妄显真：破除三十八种修道上的自欺_4周资料包（第三版修订）/Word版/第3周_邪见与我慢之伪装_主持人版.docx
@@ -5417,7 +5417,7 @@
         <w:rPr>
           <w:b w:val="0"/>
         </w:rPr>
-        <w:t>[00:47:10.595] 连续来了七天，佛陀发现，哎，这个茉莉皇后呢，已经从地狱里面投生天界了。啊，然后再告诉他说啊，茉莉皇后已经投生天界了。波斯匿王说：「就是啊，就是啊，她这么好的人，怎么……不可能不投生天界呢？」对吧。那你像我们想说佛陀那么厉害，如果要是……来讲的话，就是说那……你给这个琉璃王也来一下，对吧？一想出兵的时候就忘记掉，一想出兵的时候就忘记掉。你不用下药，对吧？诶，回头就是不干啊。</w:t>
+        <w:t>[00:47:10.595] 连续来了七天，佛陀发现，哎，这个茉莉王后呢，已经从地狱里面投生天界了。啊，然后再告诉他说啊，茉莉王后已经投生天界了。波斯匿王说：「就是啊，就是啊，她这么好的人，怎么……不可能不投生天界呢？」对吧。那你像我们想说佛陀那么厉害，如果要是……来讲的话，就是说那……你给这个琉璃王也来一下，对吧？一想出兵的时候就忘记掉，一想出兵的时候就忘记掉。你不用下药，对吧？诶，回头就是不干啊。</w:t>
       </w:r>
     </w:p>
     <w:p>
@@ -6670,22 +6670,22 @@
         <w:rPr>
           <w:b w:val="0"/>
         </w:rPr>
-        <w:t>[00:11:01.340] 导论译注呢，对这个三十八种欺骗的这这个句式啊，它是这样的好，就是[X]通过[X]之门恶行欺骗啊，那么这样的一种状况呢是经常有的，他说是合理的好。那也就是说，如果在巴利的句式里面呢，它是表现为这个 [X]mukhena [Y] vañcetīti yujjati。那这个结构呢？就解释不善根如何模仿善法的外相啊，patirūpaka。啊，他以这个 patirūpaka 就是外在的一种表现，而进行自我隐蔽或者自我批评欺骗。</w:t>
-      </w:r>
-    </w:p>
-    <w:p>
-      <w:pPr>
-        <w:ind w:left="170"/>
-        <w:pBdr>
-          <w:left w:val="single" w:sz="18" w:space="4" w:color="1F3864"/>
-        </w:pBdr>
-        <w:shd w:val="clear" w:fill="F2F5FA"/>
-      </w:pPr>
-      <w:r>
-        <w:rPr>
-          <w:b w:val="0"/>
-        </w:rPr>
-        <w:t>[00:11:53.140] 那比如说我们的第一个这个欺骗呢，就是讲这个贪啊，他这个欲贪啊 kāmacchanda，他会以不厌恶想啊 appaṭikkūlasaññā 为借口来行骗啊，appaṭikkūlasaññā 好，他是在这里。啊，appaṭikkūlasaññā 啊，好。那。这个。kāmacchanda 呢，它是贪啊，appaṭikkūlasaññā 是不厌恶想哦啊，mukhena 呢是与外相或者以这个这个这个欺骗啊，mukhena 呢啊欺骗啊。啊，我家的的有家的好那。这个这个挖这个挖掘地地啊又加地，就是以这种形式来欺骗啊。好，</w:t>
+        <w:t>[00:11:01.340] 导论译注呢，对这个三十八种欺骗的这这个句式啊，它是这样的好，就是[X]通过[X]之门恶行欺骗啊，那么这样的一种状况呢是经常有的，他说是合理的好。那也就是说，如果在巴利句式里面呢，它是表现为这个 [X]mukhena [Y] vañcetīti yujjati。那这个结构呢？就解释不善根如何模仿善法的外相啊，patirūpaka。啊，他以这个 patirūpaka 就是外在的一种表现，而进行自我隐蔽或者自我批评欺骗。</w:t>
+      </w:r>
+    </w:p>
+    <w:p>
+      <w:pPr>
+        <w:ind w:left="170"/>
+        <w:pBdr>
+          <w:left w:val="single" w:sz="18" w:space="4" w:color="1F3864"/>
+        </w:pBdr>
+        <w:shd w:val="clear" w:fill="F2F5FA"/>
+      </w:pPr>
+      <w:r>
+        <w:rPr>
+          <w:b w:val="0"/>
+        </w:rPr>
+        <w:t>[00:11:53.140] 那比如说我们的第一个这个欺骗呢，就是讲这个贪啊，他这个欲贪啊 kāmacchanda，他会以不厌恶想啊 appaṭikkūlasaññā 为借口来行骗啊，appaṭikkūlasaññā 好，他是在这里。啊，appaṭikkūlasaññā 啊，好。那。这个。kāmacchanda 呢，它是贪啊，appaṭikkūlasaññā 是不厌恶想哦啊，mukhena 呢是与外相或者以这个这个这个欺骗啊，mukhena 呢啊欺骗啊。啊，我家的的有家的好那。这个这个vañcetīti yujjati，就是以这种形式来欺骗啊。好，</w:t>
       </w:r>
     </w:p>
     <w:p>
@@ -9122,22 +9122,22 @@
         <w:rPr>
           <w:b w:val="0"/>
         </w:rPr>
-        <w:t>[00:14:00.760] 清净法啊，我们讲常乐我净的净，这个是不如理作意啊。那再一个呢，是邪见就直取所缘，是觉得快乐的如意的称心的啊，那这个我们两种都会有，就是说如果你纯粹就是贪那一口啊。这个味道啊啊口味，那这个呢就是说对本来它这个这个为什么会好吃呢？为什么会甜呢？就是这个作为人的这种物种的基因啊啊，它判断这种食物对你的生存是有帮助的，所以你就要感到好吃，</w:t>
-      </w:r>
-    </w:p>
-    <w:p>
-      <w:pPr>
-        <w:ind w:left="170"/>
-        <w:pBdr>
-          <w:left w:val="single" w:sz="18" w:space="4" w:color="1F3864"/>
-        </w:pBdr>
-        <w:shd w:val="clear" w:fill="F2F5FA"/>
-      </w:pPr>
-      <w:r>
-        <w:rPr>
-          <w:b w:val="0"/>
-        </w:rPr>
-        <w:t>[00:14:42.655] 感到香、感到甜，它就是这样的作用。好，你没有这样的认知呢。你认为是这个好吃啊，那这个就是不如理作意啊。那还有一种它是邪见，就是我必须啊，就是直取所缘，就是他必须这样才会好啊，才是如意的，才是称心的，那这就是邪见。</w:t>
+        <w:t>[00:14:00.760] 清净法啊，我们讲常乐我净的净，这个是不如理作意啊。那再一个呢，是邪见就执取所缘，是觉得快乐的如意的称心的啊，那这个我们两种都会有，就是说如果你纯粹就是贪那一口啊。这个味道啊啊口味，那这个呢就是说对本来它这个这个为什么会好吃呢？为什么会甜呢？就是这个作为人的这种物种的基因啊啊，它判断这种食物对你的生存是有帮助的，所以你就要感到好吃，</w:t>
+      </w:r>
+    </w:p>
+    <w:p>
+      <w:pPr>
+        <w:ind w:left="170"/>
+        <w:pBdr>
+          <w:left w:val="single" w:sz="18" w:space="4" w:color="1F3864"/>
+        </w:pBdr>
+        <w:shd w:val="clear" w:fill="F2F5FA"/>
+      </w:pPr>
+      <w:r>
+        <w:rPr>
+          <w:b w:val="0"/>
+        </w:rPr>
+        <w:t>[00:14:42.655] 感到香、感到甜，它就是这样的作用。好，你没有这样的认知呢。你认为是这个好吃啊，那这个就是不如理作意啊。那还有一种它是邪见，就是我必须啊，就是执取所缘，就是他必须这样才会好啊，才是如意的，才是称心的，那这就是邪见。</w:t>
       </w:r>
     </w:p>
     <w:p>
@@ -10292,7 +10292,7 @@
         <w:rPr>
           <w:b w:val="0"/>
         </w:rPr>
-        <w:t>[00:58:59.780] 他一定有哪一些呢？有那种邪见和傲慢。他是邪见和傲慢合谋啊，借着活命遍净的伪装啊，然后掩盖他的悭吝，甚至他还会升起一种道德优越感。我是一个严格持戒者啊，他们都是世俗攀缘的人。啊，那在这里呢，在就是阿毗达摩里面，就是烦恼引发的这个慢性和直取呢，是是这个邪见呢，啊它就会。伪装成这个。</w:t>
+        <w:t>[00:58:59.780] 他一定有哪一些呢？有那种邪见和傲慢。他是邪见和傲慢合谋啊，借着活命遍净的伪装啊，然后掩盖他的悭吝，甚至他还会升起一种道德优越感。我是一个严格持戒者啊，他们都是世俗攀缘的人。啊，那在这里呢，在就是阿毗达摩里面，就是烦恼引发的这个慢性和执取呢，是是这个邪见呢，啊它就会。伪装成这个。</w:t>
       </w:r>
     </w:p>
     <w:p>
@@ -22103,12 +22103,18 @@
         </w:rPr>
         <w:t>（自知识库媒体导出后 pymupdf 渲染，最大宽约 1200px），供投屏或板书对照；每页标注源材料与页码。《共读原文》文字一字未改。</w:t>
       </w:r>
-    </w:p>
-    <w:p>
       <w:r>
         <w:rPr>
           <w:b/>
         </w:rPr>
+        <w:t>（本册图形页已按第三轮指令收敛为 ≤10 页〔拼版总图＋图形页合计〕，取各源材料代表性图形页；完整图形页清单见源 PDF。）</w:t>
+      </w:r>
+    </w:p>
+    <w:p>
+      <w:r>
+        <w:rPr>
+          <w:b/>
+        </w:rPr>
         <w:t>拼版总图（整册缩略·目视定位用）</w:t>
       </w:r>
     </w:p>
@@ -22120,7 +22126,7 @@
         <w:rPr>
           <w:b w:val="0"/>
         </w:rPr>
-        <w:t>《13_破妄显真-破除三十八种修道上的自欺12-古源尊者-20260322（课件）》：![拼版总图·13_破妄显真-破除三十八种修道上的自欺12-古源尊者-20260322（课件）](课件原图/拼版_0797c74f.png)</w:t>
+        <w:t>《13_破妄显真-破除三十八种修道上的自欺12-古源尊者-20260322（课件）》：![拼版总图·13_破妄显真-破除三十八种修道上的自欺12-古源尊者-20260322（课件）](课件原图/拼版_0797c74f.jpg)</w:t>
       </w:r>
     </w:p>
     <w:p>
@@ -22131,7 +22137,7 @@
         <w:rPr>
           <w:b w:val="0"/>
         </w:rPr>
-        <w:t>《14_破妄显真-破除三十八种修道上的自欺13-古源尊者-20260324（课件）》：![拼版总图·14_破妄显真-破除三十八种修道上的自欺13-古源尊者-20260324（课件）](课件原图/拼版_b8f1891a.png)</w:t>
+        <w:t>《14_破妄显真-破除三十八种修道上的自欺13-古源尊者-20260324（课件）》：![拼版总图·14_破妄显真-破除三十八种修道上的自欺13-古源尊者-20260324（课件）](课件原图/拼版_b8f1891a.jpg)</w:t>
       </w:r>
     </w:p>
     <w:p>
@@ -22142,7 +22148,7 @@
         <w:rPr>
           <w:b w:val="0"/>
         </w:rPr>
-        <w:t>《15_破妄显真-破除三十八种修道上的自欺14-古源尊者-20260327》：![拼版总图·15_破妄显真-破除三十八种修道上的自欺14-古源尊者-20260327](课件原图/拼版_81294dc6.png)</w:t>
+        <w:t>《15_破妄显真-破除三十八种修道上的自欺14-古源尊者-20260327》：![拼版总图·15_破妄显真-破除三十八种修道上的自欺14-古源尊者-20260327](课件原图/拼版_81294dc6.jpg)</w:t>
       </w:r>
     </w:p>
     <w:p>
@@ -22153,7 +22159,7 @@
         <w:rPr>
           <w:b w:val="0"/>
         </w:rPr>
-        <w:t>《16_破妄显真-破除三十八种修道上的自欺15-古源尊者-20260331》：![拼版总图·16_破妄显真-破除三十八种修道上的自欺15-古源尊者-20260331](课件原图/拼版_5d2081fc.png)</w:t>
+        <w:t>《16_破妄显真-破除三十八种修道上的自欺15-古源尊者-20260331》：![拼版总图·16_破妄显真-破除三十八种修道上的自欺15-古源尊者-20260331](课件原图/拼版_5d2081fc.jpg)</w:t>
       </w:r>
     </w:p>
     <w:p>
@@ -22164,7 +22170,7 @@
         <w:rPr>
           <w:b w:val="0"/>
         </w:rPr>
-        <w:t>《17_破妄显真-破除三十八种修道上的自欺16-古源尊者-20260403》：![拼版总图·17_破妄显真-破除三十八种修道上的自欺16-古源尊者-20260403](课件原图/拼版_0653e36b.png)</w:t>
+        <w:t>《17_破妄显真-破除三十八种修道上的自欺16-古源尊者-20260403》：![拼版总图·17_破妄显真-破除三十八种修道上的自欺16-古源尊者-20260403](课件原图/拼版_0653e36b.jpg)</w:t>
       </w:r>
     </w:p>
     <w:p>
@@ -22183,7 +22189,7 @@
         <w:rPr>
           <w:b w:val="0"/>
         </w:rPr>
-        <w:t>《13_破妄显真-破除三十八种修道上的自欺12-古源尊者-20260322（课件）》第4页（心所分类表）：![课件原图·13_破妄显真-破除三十八种修道上的自欺12-古源尊者-20260322（课件）·第4页](课件原图/课件原图_0797c74f_p04.png)</w:t>
+        <w:t>《13_破妄显真-破除三十八种修道上的自欺12-古源尊者-20260322（课件）》第4页（心所分类表）：![课件原图·13_破妄显真-破除三十八种修道上的自欺12-古源尊者-20260322（课件）·第4页](课件原图/课件原图_0797c74f_p04.jpg)</w:t>
       </w:r>
     </w:p>
     <w:p>
@@ -22194,7 +22200,7 @@
         <w:rPr>
           <w:b w:val="0"/>
         </w:rPr>
-        <w:t>《14_破妄显真-破除三十八种修道上的自欺13-古源尊者-20260324（课件）》第4页（心所分类表）：![课件原图·14_破妄显真-破除三十八种修道上的自欺13-古源尊者-20260324（课件）·第4页](课件原图/课件原图_b8f1891a_p04.png)</w:t>
+        <w:t>《14_破妄显真-破除三十八种修道上的自欺13-古源尊者-20260324（课件）》第4页（心所分类表）：![课件原图·14_破妄显真-破除三十八种修道上的自欺13-古源尊者-20260324（课件）·第4页](课件原图/课件原图_b8f1891a_p04.jpg)</w:t>
       </w:r>
     </w:p>
     <w:p>
@@ -22205,7 +22211,7 @@
         <w:rPr>
           <w:b w:val="0"/>
         </w:rPr>
-        <w:t>《15_破妄显真-破除三十八种修道上的自欺14-古源尊者-20260327》第5页（心所分类表）：![课件原图·15_破妄显真-破除三十八种修道上的自欺14-古源尊者-20260327·第5页](课件原图/课件原图_81294dc6_p05.png)</w:t>
+        <w:t>《15_破妄显真-破除三十八种修道上的自欺14-古源尊者-20260327》第5页（心所分类表）：![课件原图·15_破妄显真-破除三十八种修道上的自欺14-古源尊者-20260327·第5页](课件原图/课件原图_81294dc6_p05.jpg)</w:t>
       </w:r>
     </w:p>
     <w:p>
@@ -22216,7 +22222,7 @@
         <w:rPr>
           <w:b w:val="0"/>
         </w:rPr>
-        <w:t>《15_破妄显真-破除三十八种修道上的自欺14-古源尊者-20260327》第16页（心所分类表）：![课件原图·15_破妄显真-破除三十八种修道上的自欺14-古源尊者-20260327·第16页](课件原图/课件原图_81294dc6_p16.png)</w:t>
+        <w:t>《15_破妄显真-破除三十八种修道上的自欺14-古源尊者-20260327》第17页（心所分类表）：![课件原图·15_破妄显真-破除三十八种修道上的自欺14-古源尊者-20260327·第17页](课件原图/课件原图_81294dc6_p17.jpg)</w:t>
       </w:r>
     </w:p>
     <w:p>
@@ -22227,29 +22233,7 @@
         <w:rPr>
           <w:b w:val="0"/>
         </w:rPr>
-        <w:t>《15_破妄显真-破除三十八种修道上的自欺14-古源尊者-20260327》第17页（心所分类表）：![课件原图·15_破妄显真-破除三十八种修道上的自欺14-古源尊者-20260327·第17页](课件原图/课件原图_81294dc6_p17.png)</w:t>
-      </w:r>
-    </w:p>
-    <w:p>
-      <w:pPr>
-        <w:pStyle w:val="ListBullet"/>
-      </w:pPr>
-      <w:r>
-        <w:rPr>
-          <w:b w:val="0"/>
-        </w:rPr>
-        <w:t>《16_破妄显真-破除三十八种修道上的自欺15-古源尊者-20260331》第15页（对照表）：![课件原图·16_破妄显真-破除三十八种修道上的自欺15-古源尊者-20260331·第15页](课件原图/课件原图_5d2081fc_p15.png)</w:t>
-      </w:r>
-    </w:p>
-    <w:p>
-      <w:pPr>
-        <w:pStyle w:val="ListBullet"/>
-      </w:pPr>
-      <w:r>
-        <w:rPr>
-          <w:b w:val="0"/>
-        </w:rPr>
-        <w:t>《17_破妄显真-破除三十八种修道上的自欺16-古源尊者-20260403》第8页（对照表）：![课件原图·17_破妄显真-破除三十八种修道上的自欺16-古源尊者-20260403·第8页](课件原图/课件原图_0653e36b_p08.png)</w:t>
+        <w:t>《16_破妄显真-破除三十八种修道上的自欺15-古源尊者-20260331》第15页（对照表）：![课件原图·16_破妄显真-破除三十八种修道上的自欺15-古源尊者-20260331·第15页](课件原图/课件原图_5d2081fc_p15.jpg)</w:t>
       </w:r>
     </w:p>
     <w:sectPr>

--- a/交付成果/第三轮修订版/第三轮4周版/读书会21_破妄显真：破除三十八种修道上的自欺_4周资料包（第三版修订）/Word版/第3周_邪见与我慢之伪装_主持人版.docx
+++ b/交付成果/第三轮修订版/第三轮4周版/读书会21_破妄显真：破除三十八种修道上的自欺_4周资料包（第三版修订）/Word版/第3周_邪见与我慢之伪装_主持人版.docx
@@ -12761,7 +12761,7 @@
         <w:rPr>
           <w:b w:val="0"/>
         </w:rPr>
-        <w:t>[00:15:38.890] 这个时候呢，他就内心就转向为啊，这个吝啬的嫌弃啊，吝啬的嫌气，有点就是畏，说怕人家知道啊，未说迟语，内心苦涩啊。好。所以呢，就是那么当我们有这样的一种状态的时候呢，它就阻碍我们内心的正直啊，因为吝啬的心呢，它是卷曲的球弯的。新典著书里面讲说，像这个卷边的勺子啊，就我们以前农村用那个木勺子去舀饭嘛，对吧，舀久了以后，那那个勺子它会糗起来。啊，就是吝啬呢，就是像卷边的这个勺子，这就不正直啊，也不正直呢，他就很难有轻安、轻快、柔软、适业练达啊，所以一颗求取的心啊。哎。</w:t>
+        <w:t>[00:15:38.890] 这个时候呢，他就内心就转向为啊，这个吝啬的嫌弃啊，吝啬的嫌气，有点就是畏，说怕人家知道啊，未说迟语，内心苦涩啊。好。所以呢，就是那么当我们有这样的一种状态的时候呢，它就阻碍我们内心的正直啊，因为吝啬的心呢，它是卷曲的球弯的。新典义注里面讲说，像这个卷边的勺子啊，就我们以前农村用那个木勺子去舀饭嘛，对吧，舀久了以后，那那个勺子它会糗起来。啊，就是吝啬呢，就是像卷边的这个勺子，这就不正直啊，也不正直呢，他就很难有轻安、轻快、柔软、适业练达啊，所以一颗求取的心啊。哎。</w:t>
       </w:r>
     </w:p>
     <w:p>
@@ -15737,7 +15737,7 @@
         <w:rPr>
           <w:b w:val="0"/>
         </w:rPr>
-        <w:t>[00:07:16.360] 那么什么是应当行的这种 saṅgaha 呢？就是扶助啊，摄受啊。啊，佛法呢不仅教导独处。啊，同样强调基于慈悲的辅助帮助啊，大家都知道说啊，你们佛教都讲慈悲啊，对吧？啊，就佛陀很明确的。指出来啊，我们要这个啊，要有悲悯心呢啊，要悲悯呢啊，要这个帮助人呢啊，在善友之间呢，要同甘共苦啊啊，在灾厄中不舍弃呀，不因对方的衰败而欢喜啊啊，这个呃，因为对方的兴盛呢而随喜啊啊。这是在《增支部》的译著啊啊，</w:t>
+        <w:t>[00:07:16.360] 那么什么是应当行的这种 saṅgaha 呢？就是扶助啊，摄受啊。啊，佛法呢不仅教导独处。啊，同样强调基于慈悲的辅助帮助啊，大家都知道说啊，你们佛教都讲慈悲啊，对吧？啊，就佛陀很明确的。指出来啊，我们要这个啊，要有悲悯心呢啊，要悲悯呢啊，要这个帮助人呢啊，在善友之间呢，要同甘共苦啊啊，在灾厄中不舍弃呀，不因对方的衰败而欢喜啊啊，这个呃，因为对方的兴盛呢而随喜啊啊。这是在《增支部》的义注啊啊，</w:t>
       </w:r>
     </w:p>
     <w:p>

--- a/交付成果/第三轮修订版/第三轮4周版/读书会21_破妄显真：破除三十八种修道上的自欺_4周资料包（第三版修订）/Word版/第3周_邪见与我慢之伪装_主持人版.docx
+++ b/交付成果/第三轮修订版/第三轮4周版/读书会21_破妄显真：破除三十八种修道上的自欺_4周资料包（第三版修订）/Word版/第3周_邪见与我慢之伪装_主持人版.docx
@@ -4472,7 +4472,7 @@
         <w:rPr>
           <w:b w:val="0"/>
         </w:rPr>
-        <w:t>[00:14:05.585] 但是呢，佛陀我们注书里面讲说，佛陀呢，知道，就是他……因为提婆达多……允许他出家，他还是造作了非常多的善业。而这样的善业呢，将会在他未来成为……成为这个独觉佛的很重要的资源啊。所以即使是这样，这个提婆达多啊，这个来出家啊，这个佛陀也知道注定他会多次伤害他，而且分裂僧团啊，这个最后会堕入地狱啊。当然佛陀依然度他出家，就是为了减轻他轮回的苦啊。那因此呢，真正的离染是断除了贪爱和执着啊，但不排除、不排斥这个慈悲和</w:t>
+        <w:t>[00:14:05.585] 但是呢，佛陀（在）注疏里面讲说，佛陀呢，知道，就是他……因为提婆达多……允许他出家，他还是造作了非常多的善业。而这样的善业呢，将会在他未来成为……成为这个独觉佛的很重要的资源啊。所以即使是这样，这个提婆达多啊，这个来出家啊，这个佛陀也知道注定他会多次伤害他，而且分裂僧团啊，这个最后会堕入地狱啊。当然佛陀依然度他出家，就是为了减轻他轮回的苦啊。那因此呢，真正的离染是断除了贪爱和执着啊，但不排除、不排斥这个慈悲和</w:t>
       </w:r>
     </w:p>
     <w:p>
@@ -6670,7 +6670,7 @@
         <w:rPr>
           <w:b w:val="0"/>
         </w:rPr>
-        <w:t>[00:11:01.340] 导论译注呢，对这个三十八种欺骗的这这个句式啊，它是这样的好，就是[X]通过[X]之门恶行欺骗啊，那么这样的一种状况呢是经常有的，他说是合理的好。那也就是说，如果在巴利句式里面呢，它是表现为这个 [X]mukhena [Y] vañcetīti yujjati。那这个结构呢？就解释不善根如何模仿善法的外相啊，patirūpaka。啊，他以这个 patirūpaka 就是外在的一种表现，而进行自我隐蔽或者自我批评欺骗。</w:t>
+        <w:t>[00:11:01.340] 导论译注呢，对这个三十八种欺骗的这这个句式啊，它是这样的好，就是「[Y]通过[X]之门被欺骗」，那么这样的一种状况呢是经常有的，他说是合理的好。那也就是说，如果在巴利句式里面呢，它是表现为这个 [X]mukhena [Y] vañcetīti yujjati。那这个结构呢？就解释不善根如何模仿善法的外相啊，patirūpaka。啊，他以这个 patirūpaka 就是外在的一种表现，而进行自我隐蔽或者自我批评欺骗。</w:t>
       </w:r>
     </w:p>
     <w:p>
@@ -13001,7 +13001,7 @@
         <w:rPr>
           <w:b w:val="0"/>
         </w:rPr>
-        <w:t>[00:23:24.990] 你要想修活命遍净，你首先要有这样一种态度。那这样呢，才是真真的简朴喽啊，是持戒的精神，而不是说你成为这种持戒的奴隶呀。啊，我们持戒是要让自己变得自由，而不是变成那个借条的奴隶啊。所以出家人呢外向少欲啊，但是呢他总是喜欢囤积啊，私藏啊，或者去求回报啊啊啊，那么它的这个活命呢，它既不是清净。啊，他其实已经败坏啊。就跟这个这个僧团哈，就是一个出家人的僧格啊，他这个这个这个有缺失呢，这个也是一样的啊，就是说它储存食物，储存各种各样的物品啊。</w:t>
+        <w:t>[00:23:24.990] 你要想修活命遍净，你首先要有这样一种态度。那这样呢，才是真真的简朴喽啊，是持戒的精神，而不是说你成为这种持戒的奴隶呀。啊，我们持戒是要让自己变得自由，而不是变成那个戒条的奴隶啊。所以出家人呢外向少欲啊，但是呢他总是喜欢囤积啊，私藏啊，或者去求回报啊啊啊，那么它的这个活命呢，它既不是清净。啊，他其实已经败坏啊。就跟这个这个僧团哈，就是一个出家人的僧格啊，他这个这个这个有缺失呢，这个也是一样的啊，就是说它储存食物，储存各种各样的物品啊。</w:t>
       </w:r>
     </w:p>
     <w:p>
@@ -13031,22 +13031,22 @@
         <w:rPr>
           <w:b w:val="0"/>
         </w:rPr>
-        <w:t>[00:24:37.980] 那出家人呢，他对要克服这个悭吝啊，我们也可以看到很多的这个善知识啊啊。他们是养成一个习惯，就是随手布施啊。啊，这个信众拿过来的东西，他这手这手候拿到有手就送出去了，右手拿到顺手就送出去了。啊，那当然有些信众说啊，我这供养给你的都给别人了，我是想供养你的啊，但是你要想呢，就是他转手供出去，你有两份功德了。啊，他他是这样呢，他又把你供出去了嘛。</w:t>
-      </w:r>
-    </w:p>
-    <w:p>
-      <w:pPr>
-        <w:ind w:left="170"/>
-        <w:pBdr>
-          <w:left w:val="single" w:sz="18" w:space="4" w:color="1F3864"/>
-        </w:pBdr>
-        <w:shd w:val="clear" w:fill="F2F5FA"/>
-      </w:pPr>
-      <w:r>
-        <w:rPr>
-          <w:b w:val="0"/>
-        </w:rPr>
-        <w:t>[00:25:23.530] 这个这个在西双版纳的时候，这个他们这个以前这个接待这个啊叫胡巴温仲啊，他是活跃在泰国老挝缅甸、中国西双版纳这个小圈子里面的一个很传奇性的出家人，叫祜巴温忠。啊，</w:t>
+        <w:t>[00:24:37.980] 那出家人呢，他对要克服这个悭吝啊，我们也可以看到很多的这个善知识啊啊。他们是养成一个习惯，就是随手布施啊。啊，这个信众拿过来的东西，他左手拿到右手就送出去了。啊，那当然有些信众说啊，我这供养给你的都给别人了，我是想供养你的啊，但是你要想呢，就是他转手供出去，你有两份功德了。啊，他他是这样呢，他又把你供出去了嘛。</w:t>
+      </w:r>
+    </w:p>
+    <w:p>
+      <w:pPr>
+        <w:ind w:left="170"/>
+        <w:pBdr>
+          <w:left w:val="single" w:sz="18" w:space="4" w:color="1F3864"/>
+        </w:pBdr>
+        <w:shd w:val="clear" w:fill="F2F5FA"/>
+      </w:pPr>
+      <w:r>
+        <w:rPr>
+          <w:b w:val="0"/>
+        </w:rPr>
+        <w:t>[00:25:23.530] 这个这个在西双版纳的时候，这个他们这个以前这个接待这个啊叫祜巴温忠啊，他是活跃在泰国老挝缅甸、中国西双版纳这个小圈子里面的一个很传奇性的出家人，叫祜巴温忠。啊，</w:t>
       </w:r>
     </w:p>
     <w:p>
@@ -16322,7 +16322,7 @@
         <w:rPr>
           <w:b w:val="0"/>
         </w:rPr>
-        <w:t>[00:29:47.480] 那我们今天有个禅修者，看他的过去第四生啊，他这个教书先生对吧，那个教书先生就是这个先生在教书临死的时候想起来他在教书育人，结果就投身为人了。啊，那你在辅导你家孩子啊？这个这个临死的时候想起来，好，那你至少投身为人了。啊，那你要在临死的时候想起来说啊，看到家里人正在正在打扫卫生，好讨厌，那么麻烦啊，那就变成鬼了。对，所以这个是要懂啊，这个业果他是这样的原则啊，就是做一个在家人呢，他有在家人的责任和义务啊啊，那要透有这种尽责尽力呢，来训练自己的心呢啊。</w:t>
+        <w:t>[00:29:47.480] 那我们今天有个禅修者，看他的过去第四生啊，他这个教书先生对吧，那个教书先生就是这个先生在教书临死的时候想起来他在教书育人，结果就投生为人了。啊，那你在辅导你家孩子啊？这个这个临死的时候想起来，好，那你至少投生为人了。啊，那你要在临死的时候想起来说啊，看到家里人正在正在打扫卫生，好讨厌，那么麻烦啊，那就变成鬼了。对，所以这个是要懂啊，这个业果他是这样的原则啊，就是做一个在家人呢，他有在家人的责任和义务啊啊，那要透有这种尽责尽力呢，来训练自己的心呢啊。</w:t>
       </w:r>
     </w:p>
     <w:p>
@@ -16592,7 +16592,7 @@
         <w:rPr>
           <w:b w:val="0"/>
         </w:rPr>
-        <w:t>[00:38:17.700] 所以我们在这里非行处界啊，非行处界就远离真正有害的场所啊，但不应该把所有必要的僧团互动呢视为非行处而不回避啊。</w:t>
+        <w:t>[00:38:17.700] 所以我们在这里非行处界啊，非行处界就远离真正有害的场所啊，但不应该把所有必要的僧团互动视为非行处而回避啊。</w:t>
       </w:r>
     </w:p>
     <w:p>
@@ -17132,7 +17132,7 @@
         <w:rPr>
           <w:b w:val="0"/>
         </w:rPr>
-        <w:t>[00:56:51.405] 同样的，我们是讲心呢，对吧？世间人讲说问题不问心啊，问心天下无完人。在佛教来讲就是问心不问气对吧，对这个就问气这个东西呢，就是会经常会被骗掉对吧。</w:t>
+        <w:t>[00:56:51.405] 同样的，我们是讲心呢，对吧？世间是问迹不问心，问心天下无完人。在佛教来讲就是问心不问迹对吧，对这个就问气这个东西呢，就是会经常会被骗掉对吧。</w:t>
       </w:r>
     </w:p>
     <w:p>
